--- a/pertemuan 1 - pengantar bahasa python/Pertemuan 1 - Pengantar Bahasa Python.docx
+++ b/pertemuan 1 - pengantar bahasa python/Pertemuan 1 - Pengantar Bahasa Python.docx
@@ -972,25 +972,7 @@
           <w:sz w:val="24"/>
           <w:szCs w:val="24"/>
         </w:rPr>
-        <w:t>version 3.</w:t>
-      </w:r>
-      <w:r>
-        <w:rPr>
-          <w:rFonts w:ascii="Times New Roman" w:hAnsi="Times New Roman" w:cs="Times New Roman"/>
-          <w:spacing w:val="-2"/>
-          <w:sz w:val="24"/>
-          <w:szCs w:val="24"/>
-        </w:rPr>
-        <w:t>1</w:t>
-      </w:r>
-      <w:r>
-        <w:rPr>
-          <w:rFonts w:ascii="Times New Roman" w:hAnsi="Times New Roman" w:cs="Times New Roman"/>
-          <w:spacing w:val="-2"/>
-          <w:sz w:val="24"/>
-          <w:szCs w:val="24"/>
-        </w:rPr>
-        <w:t>, dirilis tanggal 200</w:t>
+        <w:t>version 3.1, dirilis tanggal 200</w:t>
       </w:r>
       <w:r>
         <w:rPr>
@@ -1070,25 +1052,7 @@
           <w:sz w:val="24"/>
           <w:szCs w:val="24"/>
         </w:rPr>
-        <w:t>version 3.</w:t>
-      </w:r>
-      <w:r>
-        <w:rPr>
-          <w:rFonts w:ascii="Times New Roman" w:hAnsi="Times New Roman" w:cs="Times New Roman"/>
-          <w:spacing w:val="-2"/>
-          <w:sz w:val="24"/>
-          <w:szCs w:val="24"/>
-        </w:rPr>
-        <w:t>2</w:t>
-      </w:r>
-      <w:r>
-        <w:rPr>
-          <w:rFonts w:ascii="Times New Roman" w:hAnsi="Times New Roman" w:cs="Times New Roman"/>
-          <w:spacing w:val="-2"/>
-          <w:sz w:val="24"/>
-          <w:szCs w:val="24"/>
-        </w:rPr>
-        <w:t>, dirilis tanggal 20</w:t>
+        <w:t>version 3.2, dirilis tanggal 20</w:t>
       </w:r>
       <w:r>
         <w:rPr>
@@ -1168,25 +1132,7 @@
           <w:sz w:val="24"/>
           <w:szCs w:val="24"/>
         </w:rPr>
-        <w:t>version 3.</w:t>
-      </w:r>
-      <w:r>
-        <w:rPr>
-          <w:rFonts w:ascii="Times New Roman" w:hAnsi="Times New Roman" w:cs="Times New Roman"/>
-          <w:spacing w:val="-2"/>
-          <w:sz w:val="24"/>
-          <w:szCs w:val="24"/>
-        </w:rPr>
-        <w:t>3</w:t>
-      </w:r>
-      <w:r>
-        <w:rPr>
-          <w:rFonts w:ascii="Times New Roman" w:hAnsi="Times New Roman" w:cs="Times New Roman"/>
-          <w:spacing w:val="-2"/>
-          <w:sz w:val="24"/>
-          <w:szCs w:val="24"/>
-        </w:rPr>
-        <w:t>, dirilis tanggal 20</w:t>
+        <w:t>version 3.3, dirilis tanggal 20</w:t>
       </w:r>
       <w:r>
         <w:rPr>
@@ -1266,25 +1212,7 @@
           <w:sz w:val="24"/>
           <w:szCs w:val="24"/>
         </w:rPr>
-        <w:t>version 3.</w:t>
-      </w:r>
-      <w:r>
-        <w:rPr>
-          <w:rFonts w:ascii="Times New Roman" w:hAnsi="Times New Roman" w:cs="Times New Roman"/>
-          <w:spacing w:val="-2"/>
-          <w:sz w:val="24"/>
-          <w:szCs w:val="24"/>
-        </w:rPr>
-        <w:t>4</w:t>
-      </w:r>
-      <w:r>
-        <w:rPr>
-          <w:rFonts w:ascii="Times New Roman" w:hAnsi="Times New Roman" w:cs="Times New Roman"/>
-          <w:spacing w:val="-2"/>
-          <w:sz w:val="24"/>
-          <w:szCs w:val="24"/>
-        </w:rPr>
-        <w:t>, dirilis tanggal 20</w:t>
+        <w:t>version 3.4, dirilis tanggal 20</w:t>
       </w:r>
       <w:r>
         <w:rPr>
@@ -1364,25 +1292,7 @@
           <w:sz w:val="24"/>
           <w:szCs w:val="24"/>
         </w:rPr>
-        <w:t>version 3.</w:t>
-      </w:r>
-      <w:r>
-        <w:rPr>
-          <w:rFonts w:ascii="Times New Roman" w:hAnsi="Times New Roman" w:cs="Times New Roman"/>
-          <w:spacing w:val="-2"/>
-          <w:sz w:val="24"/>
-          <w:szCs w:val="24"/>
-        </w:rPr>
-        <w:t>5</w:t>
-      </w:r>
-      <w:r>
-        <w:rPr>
-          <w:rFonts w:ascii="Times New Roman" w:hAnsi="Times New Roman" w:cs="Times New Roman"/>
-          <w:spacing w:val="-2"/>
-          <w:sz w:val="24"/>
-          <w:szCs w:val="24"/>
-        </w:rPr>
-        <w:t>, dirilis tanggal 20</w:t>
+        <w:t>version 3.5, dirilis tanggal 20</w:t>
       </w:r>
       <w:r>
         <w:rPr>
@@ -1462,25 +1372,7 @@
           <w:sz w:val="24"/>
           <w:szCs w:val="24"/>
         </w:rPr>
-        <w:t>version 3.</w:t>
-      </w:r>
-      <w:r>
-        <w:rPr>
-          <w:rFonts w:ascii="Times New Roman" w:hAnsi="Times New Roman" w:cs="Times New Roman"/>
-          <w:spacing w:val="-2"/>
-          <w:sz w:val="24"/>
-          <w:szCs w:val="24"/>
-        </w:rPr>
-        <w:t>6</w:t>
-      </w:r>
-      <w:r>
-        <w:rPr>
-          <w:rFonts w:ascii="Times New Roman" w:hAnsi="Times New Roman" w:cs="Times New Roman"/>
-          <w:spacing w:val="-2"/>
-          <w:sz w:val="24"/>
-          <w:szCs w:val="24"/>
-        </w:rPr>
-        <w:t>, dirilis tanggal 20</w:t>
+        <w:t>version 3.6, dirilis tanggal 20</w:t>
       </w:r>
       <w:r>
         <w:rPr>
@@ -1560,25 +1452,7 @@
           <w:sz w:val="24"/>
           <w:szCs w:val="24"/>
         </w:rPr>
-        <w:t>version 3.</w:t>
-      </w:r>
-      <w:r>
-        <w:rPr>
-          <w:rFonts w:ascii="Times New Roman" w:hAnsi="Times New Roman" w:cs="Times New Roman"/>
-          <w:spacing w:val="-2"/>
-          <w:sz w:val="24"/>
-          <w:szCs w:val="24"/>
-        </w:rPr>
-        <w:t>7</w:t>
-      </w:r>
-      <w:r>
-        <w:rPr>
-          <w:rFonts w:ascii="Times New Roman" w:hAnsi="Times New Roman" w:cs="Times New Roman"/>
-          <w:spacing w:val="-2"/>
-          <w:sz w:val="24"/>
-          <w:szCs w:val="24"/>
-        </w:rPr>
-        <w:t>, dirilis tanggal 20</w:t>
+        <w:t>version 3.7, dirilis tanggal 20</w:t>
       </w:r>
       <w:r>
         <w:rPr>
@@ -1658,79 +1532,7 @@
           <w:sz w:val="24"/>
           <w:szCs w:val="24"/>
         </w:rPr>
-        <w:t>version 3.</w:t>
-      </w:r>
-      <w:r>
-        <w:rPr>
-          <w:rFonts w:ascii="Times New Roman" w:hAnsi="Times New Roman" w:cs="Times New Roman"/>
-          <w:spacing w:val="-2"/>
-          <w:sz w:val="24"/>
-          <w:szCs w:val="24"/>
-        </w:rPr>
-        <w:t>8</w:t>
-      </w:r>
-      <w:r>
-        <w:rPr>
-          <w:rFonts w:ascii="Times New Roman" w:hAnsi="Times New Roman" w:cs="Times New Roman"/>
-          <w:spacing w:val="-2"/>
-          <w:sz w:val="24"/>
-          <w:szCs w:val="24"/>
-        </w:rPr>
-        <w:t>, dirilis tanggal 201</w:t>
-      </w:r>
-      <w:r>
-        <w:rPr>
-          <w:rFonts w:ascii="Times New Roman" w:hAnsi="Times New Roman" w:cs="Times New Roman"/>
-          <w:spacing w:val="-2"/>
-          <w:sz w:val="24"/>
-          <w:szCs w:val="24"/>
-        </w:rPr>
-        <w:t>9</w:t>
-      </w:r>
-      <w:r>
-        <w:rPr>
-          <w:rFonts w:ascii="Times New Roman" w:hAnsi="Times New Roman" w:cs="Times New Roman"/>
-          <w:spacing w:val="-2"/>
-          <w:sz w:val="24"/>
-          <w:szCs w:val="24"/>
-        </w:rPr>
-        <w:t>-</w:t>
-      </w:r>
-      <w:r>
-        <w:rPr>
-          <w:rFonts w:ascii="Times New Roman" w:hAnsi="Times New Roman" w:cs="Times New Roman"/>
-          <w:spacing w:val="-2"/>
-          <w:sz w:val="24"/>
-          <w:szCs w:val="24"/>
-        </w:rPr>
-        <w:t>10</w:t>
-      </w:r>
-      <w:r>
-        <w:rPr>
-          <w:rFonts w:ascii="Times New Roman" w:hAnsi="Times New Roman" w:cs="Times New Roman"/>
-          <w:spacing w:val="-2"/>
-          <w:sz w:val="24"/>
-          <w:szCs w:val="24"/>
-        </w:rPr>
-        <w:t>-</w:t>
-      </w:r>
-      <w:r>
-        <w:rPr>
-          <w:rFonts w:ascii="Times New Roman" w:hAnsi="Times New Roman" w:cs="Times New Roman"/>
-          <w:spacing w:val="-2"/>
-          <w:sz w:val="24"/>
-          <w:szCs w:val="24"/>
-        </w:rPr>
-        <w:t>14</w:t>
-      </w:r>
-      <w:r>
-        <w:rPr>
-          <w:rFonts w:ascii="Times New Roman" w:hAnsi="Times New Roman" w:cs="Times New Roman"/>
-          <w:spacing w:val="-2"/>
-          <w:sz w:val="24"/>
-          <w:szCs w:val="24"/>
-        </w:rPr>
-        <w:t>.</w:t>
+        <w:t>version 3.8, dirilis tanggal 2019-10-14.</w:t>
       </w:r>
     </w:p>
     <w:p>
@@ -1756,25 +1558,7 @@
           <w:sz w:val="24"/>
           <w:szCs w:val="24"/>
         </w:rPr>
-        <w:t>version 3.</w:t>
-      </w:r>
-      <w:r>
-        <w:rPr>
-          <w:rFonts w:ascii="Times New Roman" w:hAnsi="Times New Roman" w:cs="Times New Roman"/>
-          <w:spacing w:val="-2"/>
-          <w:sz w:val="24"/>
-          <w:szCs w:val="24"/>
-        </w:rPr>
-        <w:t>9</w:t>
-      </w:r>
-      <w:r>
-        <w:rPr>
-          <w:rFonts w:ascii="Times New Roman" w:hAnsi="Times New Roman" w:cs="Times New Roman"/>
-          <w:spacing w:val="-2"/>
-          <w:sz w:val="24"/>
-          <w:szCs w:val="24"/>
-        </w:rPr>
-        <w:t>, dirilis tanggal 20</w:t>
+        <w:t>version 3.9, dirilis tanggal 20</w:t>
       </w:r>
       <w:r>
         <w:rPr>
@@ -1890,6 +1674,366 @@
           <w:szCs w:val="24"/>
         </w:rPr>
       </w:pPr>
+      <w:r>
+        <w:rPr>
+          <w:rFonts w:ascii="Times New Roman" w:hAnsi="Times New Roman" w:cs="Times New Roman"/>
+          <w:spacing w:val="-2"/>
+          <w:sz w:val="24"/>
+          <w:szCs w:val="24"/>
+        </w:rPr>
+        <w:t>Bahasa pemrograman python</w:t>
+      </w:r>
+    </w:p>
+    <w:tbl>
+      <w:tblPr>
+        <w:tblStyle w:val="TableGrid"/>
+        <w:tblW w:w="0" w:type="auto"/>
+        <w:tblLook w:val="04A0" w:firstRow="1" w:lastRow="0" w:firstColumn="1" w:lastColumn="0" w:noHBand="0" w:noVBand="1"/>
+      </w:tblPr>
+      <w:tblGrid>
+        <w:gridCol w:w="8494"/>
+      </w:tblGrid>
+      <w:tr>
+        <w:tc>
+          <w:tcPr>
+            <w:tcW w:w="8494" w:type="dxa"/>
+          </w:tcPr>
+          <w:p>
+            <w:pPr>
+              <w:shd w:val="clear" w:color="auto" w:fill="FFFFFF"/>
+              <w:rPr>
+                <w:rFonts w:ascii="Consolas" w:eastAsia="Times New Roman" w:hAnsi="Consolas" w:cs="Courier New"/>
+                <w:color w:val="000000"/>
+                <w:sz w:val="20"/>
+                <w:szCs w:val="20"/>
+                <w:lang w:eastAsia="en-ID"/>
+              </w:rPr>
+            </w:pPr>
+            <w:r>
+              <w:rPr>
+                <w:rFonts w:ascii="Consolas" w:eastAsia="Times New Roman" w:hAnsi="Consolas" w:cs="Courier New"/>
+                <w:color w:val="008000"/>
+                <w:sz w:val="20"/>
+                <w:szCs w:val="20"/>
+                <w:lang w:eastAsia="en-ID"/>
+              </w:rPr>
+              <w:t xml:space="preserve"># </w:t>
+            </w:r>
+            <w:r>
+              <w:rPr>
+                <w:rFonts w:ascii="Consolas" w:eastAsia="Times New Roman" w:hAnsi="Consolas" w:cs="Courier New"/>
+                <w:color w:val="008000"/>
+                <w:sz w:val="20"/>
+                <w:szCs w:val="20"/>
+                <w:lang w:eastAsia="en-ID"/>
+              </w:rPr>
+              <w:t>PROGRAM hello world</w:t>
+            </w:r>
+          </w:p>
+          <w:p>
+            <w:pPr>
+              <w:shd w:val="clear" w:color="auto" w:fill="FFFFFF"/>
+              <w:rPr>
+                <w:rFonts w:ascii="Consolas" w:eastAsia="Times New Roman" w:hAnsi="Consolas" w:cs="Courier New"/>
+                <w:color w:val="000000"/>
+                <w:sz w:val="20"/>
+                <w:szCs w:val="20"/>
+                <w:lang w:eastAsia="en-ID"/>
+              </w:rPr>
+            </w:pPr>
+            <w:r>
+              <w:rPr>
+                <w:rFonts w:ascii="Consolas" w:eastAsia="Times New Roman" w:hAnsi="Consolas" w:cs="Courier New"/>
+                <w:color w:val="008000"/>
+                <w:sz w:val="20"/>
+                <w:szCs w:val="20"/>
+                <w:lang w:eastAsia="en-ID"/>
+              </w:rPr>
+              <w:t xml:space="preserve"># </w:t>
+            </w:r>
+            <w:r>
+              <w:rPr>
+                <w:rFonts w:ascii="Consolas" w:eastAsia="Times New Roman" w:hAnsi="Consolas" w:cs="Courier New"/>
+                <w:color w:val="008000"/>
+                <w:sz w:val="20"/>
+                <w:szCs w:val="20"/>
+                <w:lang w:eastAsia="en-ID"/>
+              </w:rPr>
+              <w:t>program akan menampilkan hello world pada cmd</w:t>
+            </w:r>
+          </w:p>
+          <w:p>
+            <w:pPr>
+              <w:shd w:val="clear" w:color="auto" w:fill="FFFFFF"/>
+              <w:rPr>
+                <w:rFonts w:ascii="Consolas" w:eastAsia="Times New Roman" w:hAnsi="Consolas" w:cs="Courier New"/>
+                <w:color w:val="000000"/>
+                <w:sz w:val="20"/>
+                <w:szCs w:val="20"/>
+                <w:lang w:eastAsia="en-ID"/>
+              </w:rPr>
+            </w:pPr>
+          </w:p>
+          <w:p>
+            <w:pPr>
+              <w:shd w:val="clear" w:color="auto" w:fill="FFFFFF"/>
+              <w:rPr>
+                <w:rFonts w:ascii="Consolas" w:eastAsia="Times New Roman" w:hAnsi="Consolas" w:cs="Courier New"/>
+                <w:color w:val="000000"/>
+                <w:sz w:val="20"/>
+                <w:szCs w:val="20"/>
+                <w:lang w:eastAsia="en-ID"/>
+              </w:rPr>
+            </w:pPr>
+            <w:r>
+              <w:rPr>
+                <w:rFonts w:ascii="Consolas" w:eastAsia="Times New Roman" w:hAnsi="Consolas" w:cs="Courier New"/>
+                <w:color w:val="008000"/>
+                <w:sz w:val="20"/>
+                <w:szCs w:val="20"/>
+                <w:lang w:eastAsia="en-ID"/>
+              </w:rPr>
+              <w:t># ALGORITMA</w:t>
+            </w:r>
+          </w:p>
+          <w:p>
+            <w:pPr>
+              <w:shd w:val="clear" w:color="auto" w:fill="FFFFFF"/>
+              <w:rPr>
+                <w:rFonts w:ascii="Consolas" w:eastAsia="Times New Roman" w:hAnsi="Consolas" w:cs="Courier New"/>
+                <w:color w:val="000000"/>
+                <w:sz w:val="20"/>
+                <w:szCs w:val="20"/>
+                <w:lang w:eastAsia="en-ID"/>
+              </w:rPr>
+            </w:pPr>
+            <w:r>
+              <w:rPr>
+                <w:rFonts w:ascii="Consolas" w:eastAsia="Times New Roman" w:hAnsi="Consolas" w:cs="Courier New"/>
+                <w:b/>
+                <w:bCs/>
+                <w:color w:val="0000FF"/>
+                <w:sz w:val="20"/>
+                <w:szCs w:val="20"/>
+                <w:lang w:eastAsia="en-ID"/>
+              </w:rPr>
+              <w:t>if</w:t>
+            </w:r>
+            <w:r>
+              <w:rPr>
+                <w:rFonts w:ascii="Consolas" w:eastAsia="Times New Roman" w:hAnsi="Consolas" w:cs="Courier New"/>
+                <w:color w:val="000000"/>
+                <w:sz w:val="20"/>
+                <w:szCs w:val="20"/>
+                <w:lang w:eastAsia="en-ID"/>
+              </w:rPr>
+              <w:t xml:space="preserve"> __name__ </w:t>
+            </w:r>
+            <w:r>
+              <w:rPr>
+                <w:rFonts w:ascii="Consolas" w:eastAsia="Times New Roman" w:hAnsi="Consolas" w:cs="Courier New"/>
+                <w:b/>
+                <w:bCs/>
+                <w:color w:val="000080"/>
+                <w:sz w:val="20"/>
+                <w:szCs w:val="20"/>
+                <w:lang w:eastAsia="en-ID"/>
+              </w:rPr>
+              <w:t>==</w:t>
+            </w:r>
+            <w:r>
+              <w:rPr>
+                <w:rFonts w:ascii="Consolas" w:eastAsia="Times New Roman" w:hAnsi="Consolas" w:cs="Courier New"/>
+                <w:color w:val="000000"/>
+                <w:sz w:val="20"/>
+                <w:szCs w:val="20"/>
+                <w:lang w:eastAsia="en-ID"/>
+              </w:rPr>
+              <w:t xml:space="preserve"> </w:t>
+            </w:r>
+            <w:r>
+              <w:rPr>
+                <w:rFonts w:ascii="Consolas" w:eastAsia="Times New Roman" w:hAnsi="Consolas" w:cs="Courier New"/>
+                <w:color w:val="808080"/>
+                <w:sz w:val="20"/>
+                <w:szCs w:val="20"/>
+                <w:lang w:eastAsia="en-ID"/>
+              </w:rPr>
+              <w:t>"__main__"</w:t>
+            </w:r>
+            <w:r>
+              <w:rPr>
+                <w:rFonts w:ascii="Consolas" w:eastAsia="Times New Roman" w:hAnsi="Consolas" w:cs="Courier New"/>
+                <w:b/>
+                <w:bCs/>
+                <w:color w:val="000080"/>
+                <w:sz w:val="20"/>
+                <w:szCs w:val="20"/>
+                <w:lang w:eastAsia="en-ID"/>
+              </w:rPr>
+              <w:t>:</w:t>
+            </w:r>
+          </w:p>
+          <w:p>
+            <w:pPr>
+              <w:shd w:val="clear" w:color="auto" w:fill="FFFFFF"/>
+              <w:rPr>
+                <w:rFonts w:ascii="Consolas" w:eastAsia="Times New Roman" w:hAnsi="Consolas" w:cs="Courier New"/>
+                <w:color w:val="000000"/>
+                <w:sz w:val="20"/>
+                <w:szCs w:val="20"/>
+                <w:lang w:eastAsia="en-ID"/>
+              </w:rPr>
+            </w:pPr>
+            <w:r>
+              <w:rPr>
+                <w:rFonts w:ascii="Consolas" w:eastAsia="Times New Roman" w:hAnsi="Consolas" w:cs="Courier New"/>
+                <w:color w:val="000000"/>
+                <w:sz w:val="20"/>
+                <w:szCs w:val="20"/>
+                <w:lang w:eastAsia="en-ID"/>
+              </w:rPr>
+              <w:t xml:space="preserve">    </w:t>
+            </w:r>
+          </w:p>
+          <w:p>
+            <w:pPr>
+              <w:shd w:val="clear" w:color="auto" w:fill="FFFFFF"/>
+              <w:rPr>
+                <w:rFonts w:ascii="Consolas" w:eastAsia="Times New Roman" w:hAnsi="Consolas" w:cs="Courier New"/>
+                <w:color w:val="000000"/>
+                <w:sz w:val="20"/>
+                <w:szCs w:val="20"/>
+                <w:lang w:eastAsia="en-ID"/>
+              </w:rPr>
+            </w:pPr>
+            <w:r>
+              <w:rPr>
+                <w:rFonts w:ascii="Consolas" w:eastAsia="Times New Roman" w:hAnsi="Consolas" w:cs="Courier New"/>
+                <w:color w:val="000000"/>
+                <w:sz w:val="20"/>
+                <w:szCs w:val="20"/>
+                <w:lang w:eastAsia="en-ID"/>
+              </w:rPr>
+              <w:t xml:space="preserve">    </w:t>
+            </w:r>
+            <w:bookmarkStart w:id="0" w:name="_Hlk128858406"/>
+            <w:r>
+              <w:rPr>
+                <w:rFonts w:ascii="Consolas" w:eastAsia="Times New Roman" w:hAnsi="Consolas" w:cs="Courier New"/>
+                <w:color w:val="008000"/>
+                <w:sz w:val="20"/>
+                <w:szCs w:val="20"/>
+                <w:lang w:eastAsia="en-ID"/>
+              </w:rPr>
+              <w:t># keluaran program</w:t>
+            </w:r>
+            <w:bookmarkEnd w:id="0"/>
+          </w:p>
+          <w:p>
+            <w:pPr>
+              <w:shd w:val="clear" w:color="auto" w:fill="FFFFFF"/>
+              <w:rPr>
+                <w:rFonts w:ascii="Consolas" w:eastAsia="Times New Roman" w:hAnsi="Consolas" w:cs="Times New Roman"/>
+                <w:sz w:val="24"/>
+                <w:szCs w:val="24"/>
+                <w:lang w:eastAsia="en-ID"/>
+              </w:rPr>
+            </w:pPr>
+            <w:r>
+              <w:rPr>
+                <w:rFonts w:ascii="Consolas" w:eastAsia="Times New Roman" w:hAnsi="Consolas" w:cs="Courier New"/>
+                <w:color w:val="000000"/>
+                <w:sz w:val="20"/>
+                <w:szCs w:val="20"/>
+                <w:lang w:eastAsia="en-ID"/>
+              </w:rPr>
+              <w:t xml:space="preserve">    </w:t>
+            </w:r>
+            <w:r>
+              <w:rPr>
+                <w:rFonts w:ascii="Consolas" w:eastAsia="Times New Roman" w:hAnsi="Consolas" w:cs="Courier New"/>
+                <w:b/>
+                <w:bCs/>
+                <w:color w:val="880088"/>
+                <w:sz w:val="20"/>
+                <w:szCs w:val="20"/>
+                <w:lang w:eastAsia="en-ID"/>
+              </w:rPr>
+              <w:t>print</w:t>
+            </w:r>
+            <w:r>
+              <w:rPr>
+                <w:rFonts w:ascii="Consolas" w:eastAsia="Times New Roman" w:hAnsi="Consolas" w:cs="Courier New"/>
+                <w:b/>
+                <w:bCs/>
+                <w:color w:val="000080"/>
+                <w:sz w:val="20"/>
+                <w:szCs w:val="20"/>
+                <w:lang w:eastAsia="en-ID"/>
+              </w:rPr>
+              <w:t>(</w:t>
+            </w:r>
+            <w:r>
+              <w:rPr>
+                <w:rFonts w:ascii="Consolas" w:eastAsia="Times New Roman" w:hAnsi="Consolas" w:cs="Courier New"/>
+                <w:color w:val="808080"/>
+                <w:sz w:val="20"/>
+                <w:szCs w:val="20"/>
+                <w:lang w:eastAsia="en-ID"/>
+              </w:rPr>
+              <w:t>"hello world"</w:t>
+            </w:r>
+            <w:r>
+              <w:rPr>
+                <w:rFonts w:ascii="Consolas" w:eastAsia="Times New Roman" w:hAnsi="Consolas" w:cs="Courier New"/>
+                <w:b/>
+                <w:bCs/>
+                <w:color w:val="000080"/>
+                <w:sz w:val="20"/>
+                <w:szCs w:val="20"/>
+                <w:lang w:eastAsia="en-ID"/>
+              </w:rPr>
+              <w:t>)</w:t>
+            </w:r>
+          </w:p>
+        </w:tc>
+      </w:tr>
+    </w:tbl>
+    <w:p>
+      <w:pPr>
+        <w:spacing w:after="0" w:line="360" w:lineRule="auto"/>
+        <w:jc w:val="both"/>
+        <w:rPr>
+          <w:rFonts w:ascii="Times New Roman" w:hAnsi="Times New Roman" w:cs="Times New Roman"/>
+          <w:b/>
+          <w:bCs/>
+          <w:spacing w:val="-2"/>
+          <w:sz w:val="24"/>
+          <w:szCs w:val="24"/>
+        </w:rPr>
+      </w:pPr>
+    </w:p>
+    <w:p>
+      <w:pPr>
+        <w:spacing w:after="0" w:line="360" w:lineRule="auto"/>
+        <w:jc w:val="both"/>
+        <w:rPr>
+          <w:rFonts w:ascii="Times New Roman" w:hAnsi="Times New Roman" w:cs="Times New Roman"/>
+          <w:spacing w:val="-2"/>
+          <w:sz w:val="24"/>
+          <w:szCs w:val="24"/>
+        </w:rPr>
+      </w:pPr>
+      <w:r>
+        <w:rPr>
+          <w:rFonts w:ascii="Times New Roman" w:hAnsi="Times New Roman" w:cs="Times New Roman"/>
+          <w:spacing w:val="-2"/>
+          <w:sz w:val="24"/>
+          <w:szCs w:val="24"/>
+        </w:rPr>
+        <w:t>fwef</w:t>
+      </w:r>
     </w:p>
     <w:p>
       <w:pPr>
@@ -2906,6 +3050,78 @@
       </w:tblBorders>
     </w:tblPr>
   </w:style>
+  <w:style w:type="character" w:customStyle="1" w:styleId="sc11">
+    <w:name w:val="sc11"/>
+    <w:basedOn w:val="DefaultParagraphFont"/>
+    <w:rsid w:val="00FE601C"/>
+    <w:rPr>
+      <w:rFonts w:ascii="Courier New" w:hAnsi="Courier New" w:cs="Courier New" w:hint="default"/>
+      <w:color w:val="000000"/>
+      <w:sz w:val="20"/>
+      <w:szCs w:val="20"/>
+    </w:rPr>
+  </w:style>
+  <w:style w:type="character" w:customStyle="1" w:styleId="sc0">
+    <w:name w:val="sc0"/>
+    <w:basedOn w:val="DefaultParagraphFont"/>
+    <w:rsid w:val="00FE601C"/>
+    <w:rPr>
+      <w:rFonts w:ascii="Courier New" w:hAnsi="Courier New" w:cs="Courier New" w:hint="default"/>
+      <w:color w:val="000000"/>
+      <w:sz w:val="20"/>
+      <w:szCs w:val="20"/>
+    </w:rPr>
+  </w:style>
+  <w:style w:type="character" w:customStyle="1" w:styleId="sc51">
+    <w:name w:val="sc51"/>
+    <w:basedOn w:val="DefaultParagraphFont"/>
+    <w:rsid w:val="00FE601C"/>
+    <w:rPr>
+      <w:rFonts w:ascii="Courier New" w:hAnsi="Courier New" w:cs="Courier New" w:hint="default"/>
+      <w:b/>
+      <w:bCs/>
+      <w:color w:val="0000FF"/>
+      <w:sz w:val="20"/>
+      <w:szCs w:val="20"/>
+    </w:rPr>
+  </w:style>
+  <w:style w:type="character" w:customStyle="1" w:styleId="sc101">
+    <w:name w:val="sc101"/>
+    <w:basedOn w:val="DefaultParagraphFont"/>
+    <w:rsid w:val="00FE601C"/>
+    <w:rPr>
+      <w:rFonts w:ascii="Courier New" w:hAnsi="Courier New" w:cs="Courier New" w:hint="default"/>
+      <w:b/>
+      <w:bCs/>
+      <w:color w:val="000080"/>
+      <w:sz w:val="20"/>
+      <w:szCs w:val="20"/>
+    </w:rPr>
+  </w:style>
+  <w:style w:type="character" w:customStyle="1" w:styleId="sc31">
+    <w:name w:val="sc31"/>
+    <w:basedOn w:val="DefaultParagraphFont"/>
+    <w:rsid w:val="00FE601C"/>
+    <w:rPr>
+      <w:rFonts w:ascii="Courier New" w:hAnsi="Courier New" w:cs="Courier New" w:hint="default"/>
+      <w:color w:val="808080"/>
+      <w:sz w:val="20"/>
+      <w:szCs w:val="20"/>
+    </w:rPr>
+  </w:style>
+  <w:style w:type="character" w:customStyle="1" w:styleId="sc141">
+    <w:name w:val="sc141"/>
+    <w:basedOn w:val="DefaultParagraphFont"/>
+    <w:rsid w:val="00FE601C"/>
+    <w:rPr>
+      <w:rFonts w:ascii="Courier New" w:hAnsi="Courier New" w:cs="Courier New" w:hint="default"/>
+      <w:b/>
+      <w:bCs/>
+      <w:color w:val="880088"/>
+      <w:sz w:val="20"/>
+      <w:szCs w:val="20"/>
+    </w:rPr>
+  </w:style>
 </w:styles>
 </file>
 
